--- a/docs/build/lakeshore-enterprise-context/source/05_treasury_kyriba/treasury_policy.docx
+++ b/docs/build/lakeshore-enterprise-context/source/05_treasury_kyriba/treasury_policy.docx
@@ -24,12 +24,12 @@
         <w:pStyle w:val="Heading1"/>
       </w:pPr>
       <w:r>
-        <w:t>Overview</w:t>
+        <w:t>Scope</w:t>
       </w:r>
     </w:p>
     <w:p>
       <w:r>
-        <w:t>Treasury Policy for Lakeshore group treasury (synthetic).</w:t>
+        <w:t>Governs cash management, banking, payments, FX/interest-rate risk, and counterparty limits for all Lakeshore entities.</w:t>
       </w:r>
     </w:p>
     <w:p>
@@ -37,7 +37,7 @@
         <w:pStyle w:val="Heading1"/>
       </w:pPr>
       <w:r>
-        <w:t>Controls</w:t>
+        <w:t>Key policies</w:t>
       </w:r>
     </w:p>
     <w:p>
@@ -45,7 +45,7 @@
         <w:pStyle w:val="ListBullet"/>
       </w:pPr>
       <w:r>
-        <w:t>Dual authorization on payments</w:t>
+        <w:t>Minimum cash buffers by entity and currency.</w:t>
       </w:r>
     </w:p>
     <w:p>
@@ -53,7 +53,7 @@
         <w:pStyle w:val="ListBullet"/>
       </w:pPr>
       <w:r>
-        <w:t>Sanctions screening</w:t>
+        <w:t>Hedging bands for transactional FX exposure (50-90% coverage).</w:t>
       </w:r>
     </w:p>
     <w:p>
@@ -61,7 +61,23 @@
         <w:pStyle w:val="ListBullet"/>
       </w:pPr>
       <w:r>
-        <w:t>Payment limits by entity</w:t>
+        <w:t>Counterparty concentration limits per bank.</w:t>
+      </w:r>
+    </w:p>
+    <w:p>
+      <w:pPr>
+        <w:pStyle w:val="ListBullet"/>
+      </w:pPr>
+      <w:r>
+        <w:t>Dual authorization and four-eyes on all outbound payments.</w:t>
+      </w:r>
+    </w:p>
+    <w:p>
+      <w:pPr>
+        <w:pStyle w:val="ListBullet"/>
+      </w:pPr>
+      <w:r>
+        <w:t>Quarterly bank account mandate review.</w:t>
       </w:r>
     </w:p>
     <w:sectPr>
